--- a/public/artifacts/HO_SO_XUAT_KHAU_THONG_QUAN_GSSDIX_FCA_269901/02_GUI_HAI_QUAN_THONG_QUAN/03_BANG_KE_PHUONG_TIEN_VAN_TAI_TRUCKS.docx
+++ b/public/artifacts/HO_SO_XUAT_KHAU_THONG_QUAN_GSSDIX_FCA_269901/02_GUI_HAI_QUAN_THONG_QUAN/03_BANG_KE_PHUONG_TIEN_VAN_TAI_TRUCKS.docx
@@ -498,7 +498,7 @@
           </w:tcPr>
           <w:p>
             <w:r>
-              <w:t>[CHỜ KHO THIÊN LONG &amp; HẢI QUAN NIÊM PHONG 20/09/2026 (Kho Phú Thọ) ➔ Cửa khẩu Lao Bảo 21/09/2026]</w:t>
+              <w:t>[CHỜ KHO THIÊN LONG &amp; HẢI QUAN NIÊM PHONG 20/09/2026 (Kho Phú Thọ) —&gt; Cửa khẩu Lao Bảo 21/09/2026]</w:t>
             </w:r>
           </w:p>
         </w:tc>
